--- a/Manual_Codigo_Distribucion_OBS.docx
+++ b/Manual_Codigo_Distribucion_OBS.docx
@@ -80,261 +80,297 @@
         <w:t>.</w:t>
       </w:r>
       <w:r>
-        <w:t xml:space="preserve"> Cuando se realicen cambios en el script, debe volverse a compilar el .exe con el siguiente comando en PowerShell:</w:t>
+        <w:t xml:space="preserve"> Cuando se realicen cambios en el script, debe volverse a compilar </w:t>
+      </w:r>
+      <w:proofErr w:type="spellStart"/>
+      <w:r>
+        <w:t>el</w:t>
+      </w:r>
+      <w:proofErr w:type="spellEnd"/>
+      <w:r>
+        <w:t xml:space="preserve"> .exe con el siguiente comando en </w:t>
+      </w:r>
+      <w:r>
+        <w:t>la Terminal</w:t>
+      </w:r>
+      <w:r>
+        <w:t>:</w:t>
+      </w:r>
+    </w:p>
+    <w:p>
+      <w:pPr>
+        <w:pStyle w:val="Prrafodelista"/>
+        <w:numPr>
+          <w:ilvl w:val="0"/>
+          <w:numId w:val="11"/>
+        </w:numPr>
+      </w:pPr>
+      <w:r>
+        <w:t>Primero se convierte el notebook con los cambios en un script (.</w:t>
+      </w:r>
+      <w:proofErr w:type="spellStart"/>
+      <w:r>
+        <w:t>py</w:t>
+      </w:r>
+      <w:proofErr w:type="spellEnd"/>
+      <w:r>
+        <w:t>)</w:t>
+      </w:r>
+      <w:r>
+        <w:t xml:space="preserve">, usando un virtual </w:t>
+      </w:r>
+      <w:proofErr w:type="spellStart"/>
+      <w:r>
+        <w:t>enviroment</w:t>
+      </w:r>
+      <w:proofErr w:type="spellEnd"/>
+      <w:r>
+        <w:t>:</w:t>
+      </w:r>
+    </w:p>
+    <w:p>
+      <w:pPr>
+        <w:ind w:left="360"/>
+        <w:rPr>
+          <w:lang w:val="en-US"/>
+        </w:rPr>
+      </w:pPr>
+      <w:r>
+        <w:t xml:space="preserve"> </w:t>
+      </w:r>
+      <w:r>
+        <w:rPr>
+          <w:lang w:val="en-US"/>
+        </w:rPr>
+        <w:t>.\.</w:t>
+      </w:r>
+      <w:proofErr w:type="spellStart"/>
+      <w:r>
+        <w:rPr>
+          <w:lang w:val="en-US"/>
+        </w:rPr>
+        <w:t>venv</w:t>
+      </w:r>
+      <w:proofErr w:type="spellEnd"/>
+      <w:r>
+        <w:rPr>
+          <w:lang w:val="en-US"/>
+        </w:rPr>
+        <w:t xml:space="preserve">\Scripts\python.exe -m </w:t>
+      </w:r>
+      <w:proofErr w:type="spellStart"/>
+      <w:r>
+        <w:rPr>
+          <w:lang w:val="en-US"/>
+        </w:rPr>
+        <w:t>nbconvert</w:t>
+      </w:r>
+      <w:proofErr w:type="spellEnd"/>
+      <w:r>
+        <w:rPr>
+          <w:lang w:val="en-US"/>
+        </w:rPr>
+        <w:t xml:space="preserve"> --to script ".\</w:t>
+      </w:r>
+      <w:proofErr w:type="spellStart"/>
+      <w:r>
+        <w:rPr>
+          <w:lang w:val="en-US"/>
+        </w:rPr>
+        <w:t>Distribucion_OBS.ipynb</w:t>
+      </w:r>
+      <w:proofErr w:type="spellEnd"/>
+      <w:r>
+        <w:rPr>
+          <w:lang w:val="en-US"/>
+        </w:rPr>
+        <w:t>"</w:t>
+      </w:r>
+    </w:p>
+    <w:p>
+      <w:pPr>
+        <w:pStyle w:val="Prrafodelista"/>
+        <w:numPr>
+          <w:ilvl w:val="0"/>
+          <w:numId w:val="11"/>
+        </w:numPr>
+      </w:pPr>
+      <w:r>
+        <w:t xml:space="preserve">Asegurarnos de tener el </w:t>
+      </w:r>
+      <w:proofErr w:type="spellStart"/>
+      <w:r>
+        <w:t>PyInsta</w:t>
+      </w:r>
+      <w:r>
+        <w:t>ller</w:t>
+      </w:r>
+      <w:proofErr w:type="spellEnd"/>
+      <w:r>
+        <w:t>:</w:t>
       </w:r>
       <w:r>
         <w:br/>
+        <w:t>.\.</w:t>
+      </w:r>
+      <w:proofErr w:type="spellStart"/>
+      <w:r>
+        <w:t>venv</w:t>
+      </w:r>
+      <w:proofErr w:type="spellEnd"/>
+      <w:r>
+        <w:t>\Scripts\</w:t>
+      </w:r>
+      <w:proofErr w:type="spellStart"/>
+      <w:r>
+        <w:t>activate</w:t>
+      </w:r>
+      <w:proofErr w:type="spellEnd"/>
+    </w:p>
+    <w:p>
+      <w:pPr>
+        <w:pStyle w:val="Prrafodelista"/>
+        <w:rPr>
+          <w:lang w:val="en-US"/>
+        </w:rPr>
+      </w:pPr>
+      <w:r>
+        <w:rPr>
+          <w:lang w:val="en-US"/>
+        </w:rPr>
+        <w:t xml:space="preserve">python -m pip install --upgrade pip </w:t>
+      </w:r>
+      <w:proofErr w:type="spellStart"/>
+      <w:r>
+        <w:rPr>
+          <w:lang w:val="en-US"/>
+        </w:rPr>
+        <w:t>setuptools</w:t>
+      </w:r>
+      <w:proofErr w:type="spellEnd"/>
+      <w:r>
+        <w:rPr>
+          <w:lang w:val="en-US"/>
+        </w:rPr>
+        <w:t xml:space="preserve"> wheel</w:t>
+      </w:r>
+    </w:p>
+    <w:p>
+      <w:pPr>
+        <w:pStyle w:val="Prrafodelista"/>
+      </w:pPr>
+      <w:proofErr w:type="spellStart"/>
+      <w:r>
+        <w:t>python</w:t>
+      </w:r>
+      <w:proofErr w:type="spellEnd"/>
+      <w:r>
+        <w:t xml:space="preserve"> -m </w:t>
+      </w:r>
+      <w:proofErr w:type="spellStart"/>
+      <w:r>
+        <w:t>pip</w:t>
+      </w:r>
+      <w:proofErr w:type="spellEnd"/>
+      <w:r>
+        <w:t xml:space="preserve"> </w:t>
+      </w:r>
+      <w:proofErr w:type="spellStart"/>
+      <w:r>
+        <w:t>install</w:t>
+      </w:r>
+      <w:proofErr w:type="spellEnd"/>
+      <w:r>
+        <w:t xml:space="preserve"> </w:t>
+      </w:r>
+      <w:proofErr w:type="spellStart"/>
+      <w:r>
+        <w:t>pyinstaller</w:t>
+      </w:r>
+      <w:proofErr w:type="spellEnd"/>
+    </w:p>
+    <w:p>
+      <w:pPr>
+        <w:pStyle w:val="Prrafodelista"/>
+      </w:pPr>
+    </w:p>
+    <w:p>
+      <w:pPr>
+        <w:pStyle w:val="Prrafodelista"/>
+      </w:pPr>
+      <w:r>
+        <w:t xml:space="preserve">Si ya lo tenemos podemos únicamente </w:t>
+      </w:r>
+      <w:r>
+        <w:t>comprobar la versión con:</w:t>
       </w:r>
       <w:r>
         <w:br/>
       </w:r>
       <w:proofErr w:type="spellStart"/>
       <w:r>
-        <w:rPr>
-          <w:b/>
-          <w:bCs/>
-        </w:rPr>
-        <w:t>py</w:t>
+        <w:t>pyinstaller</w:t>
       </w:r>
       <w:proofErr w:type="spellEnd"/>
       <w:r>
-        <w:rPr>
-          <w:b/>
-          <w:bCs/>
-        </w:rPr>
-        <w:t xml:space="preserve"> -3.13 -m </w:t>
+        <w:t xml:space="preserve"> </w:t>
+      </w:r>
+      <w:r>
+        <w:t>–</w:t>
       </w:r>
       <w:proofErr w:type="spellStart"/>
       <w:r>
-        <w:rPr>
-          <w:b/>
-          <w:bCs/>
-        </w:rPr>
-        <w:t>PyInstaller</w:t>
+        <w:t>version</w:t>
       </w:r>
       <w:proofErr w:type="spellEnd"/>
-      <w:r>
-        <w:rPr>
-          <w:b/>
-          <w:bCs/>
-        </w:rPr>
-        <w:t xml:space="preserve"> -F --</w:t>
-      </w:r>
+    </w:p>
+    <w:p>
+      <w:pPr>
+        <w:pStyle w:val="Prrafodelista"/>
+        <w:numPr>
+          <w:ilvl w:val="0"/>
+          <w:numId w:val="11"/>
+        </w:numPr>
+      </w:pPr>
+      <w:r>
+        <w:t xml:space="preserve">Generamos el ejecutable una vez que cumplamos el resto de </w:t>
+      </w:r>
+      <w:proofErr w:type="gramStart"/>
+      <w:r>
+        <w:t>requisitos</w:t>
+      </w:r>
+      <w:proofErr w:type="gramEnd"/>
+      <w:r>
+        <w:t>:</w:t>
+      </w:r>
+    </w:p>
+    <w:p>
+      <w:pPr>
+        <w:pStyle w:val="Prrafodelista"/>
+      </w:pPr>
       <w:proofErr w:type="spellStart"/>
       <w:r>
-        <w:rPr>
-          <w:b/>
-          <w:bCs/>
-        </w:rPr>
-        <w:t>noconfirm</w:t>
+        <w:t>pyinstaller</w:t>
       </w:r>
       <w:proofErr w:type="spellEnd"/>
       <w:r>
-        <w:rPr>
-          <w:b/>
-          <w:bCs/>
-        </w:rPr>
         <w:t xml:space="preserve"> --</w:t>
       </w:r>
       <w:proofErr w:type="spellStart"/>
       <w:r>
-        <w:rPr>
-          <w:b/>
-          <w:bCs/>
-        </w:rPr>
-        <w:t>workpath</w:t>
+        <w:t>clean</w:t>
       </w:r>
       <w:proofErr w:type="spellEnd"/>
       <w:r>
-        <w:rPr>
-          <w:b/>
-          <w:bCs/>
-        </w:rPr>
-        <w:t xml:space="preserve"> "$WORK" --</w:t>
+        <w:t xml:space="preserve"> .\</w:t>
       </w:r>
       <w:proofErr w:type="spellStart"/>
       <w:r>
-        <w:rPr>
-          <w:b/>
-          <w:bCs/>
-        </w:rPr>
-        <w:t>specpath</w:t>
+        <w:t>Distribucion_OBS.spec</w:t>
       </w:r>
       <w:proofErr w:type="spellEnd"/>
       <w:r>
-        <w:rPr>
-          <w:b/>
-          <w:bCs/>
-        </w:rPr>
-        <w:t xml:space="preserve"> "$SPEC" --</w:t>
-      </w:r>
-      <w:proofErr w:type="spellStart"/>
-      <w:r>
-        <w:rPr>
-          <w:b/>
-          <w:bCs/>
-        </w:rPr>
-        <w:t>distpath</w:t>
-      </w:r>
-      <w:proofErr w:type="spellEnd"/>
-      <w:r>
-        <w:rPr>
-          <w:b/>
-          <w:bCs/>
-        </w:rPr>
-        <w:t xml:space="preserve"> "$DIST" --</w:t>
-      </w:r>
-      <w:proofErr w:type="spellStart"/>
-      <w:r>
-        <w:rPr>
-          <w:b/>
-          <w:bCs/>
-        </w:rPr>
-        <w:t>collect</w:t>
-      </w:r>
-      <w:proofErr w:type="spellEnd"/>
-      <w:r>
-        <w:rPr>
-          <w:b/>
-          <w:bCs/>
-        </w:rPr>
-        <w:t xml:space="preserve">-data </w:t>
-      </w:r>
-      <w:proofErr w:type="spellStart"/>
-      <w:r>
-        <w:rPr>
-          <w:b/>
-          <w:bCs/>
-        </w:rPr>
-        <w:t>country_converter</w:t>
-      </w:r>
-      <w:proofErr w:type="spellEnd"/>
-      <w:r>
-        <w:rPr>
-          <w:b/>
-          <w:bCs/>
-        </w:rPr>
-        <w:t xml:space="preserve"> --</w:t>
-      </w:r>
-      <w:proofErr w:type="spellStart"/>
-      <w:r>
-        <w:rPr>
-          <w:b/>
-          <w:bCs/>
-        </w:rPr>
-        <w:t>collect-submodules</w:t>
-      </w:r>
-      <w:proofErr w:type="spellEnd"/>
-      <w:r>
-        <w:rPr>
-          <w:b/>
-          <w:bCs/>
-        </w:rPr>
         <w:t xml:space="preserve"> </w:t>
-      </w:r>
-      <w:proofErr w:type="spellStart"/>
-      <w:r>
-        <w:rPr>
-          <w:b/>
-          <w:bCs/>
-        </w:rPr>
-        <w:t>country_converter</w:t>
-      </w:r>
-      <w:proofErr w:type="spellEnd"/>
-      <w:r>
-        <w:rPr>
-          <w:b/>
-          <w:bCs/>
-        </w:rPr>
-        <w:t xml:space="preserve"> --</w:t>
-      </w:r>
-      <w:proofErr w:type="spellStart"/>
-      <w:r>
-        <w:rPr>
-          <w:b/>
-          <w:bCs/>
-        </w:rPr>
-        <w:t>add-binary</w:t>
-      </w:r>
-      <w:proofErr w:type="spellEnd"/>
-      <w:r>
-        <w:rPr>
-          <w:b/>
-          <w:bCs/>
-        </w:rPr>
-        <w:t xml:space="preserve"> "$</w:t>
-      </w:r>
-      <w:proofErr w:type="spellStart"/>
-      <w:proofErr w:type="gramStart"/>
-      <w:r>
-        <w:rPr>
-          <w:b/>
-          <w:bCs/>
-        </w:rPr>
-        <w:t>cbc;pulp</w:t>
-      </w:r>
-      <w:proofErr w:type="spellEnd"/>
-      <w:proofErr w:type="gramEnd"/>
-      <w:r>
-        <w:rPr>
-          <w:b/>
-          <w:bCs/>
-        </w:rPr>
-        <w:t>/</w:t>
-      </w:r>
-      <w:proofErr w:type="spellStart"/>
-      <w:r>
-        <w:rPr>
-          <w:b/>
-          <w:bCs/>
-        </w:rPr>
-        <w:t>solverdir</w:t>
-      </w:r>
-      <w:proofErr w:type="spellEnd"/>
-      <w:r>
-        <w:rPr>
-          <w:b/>
-          <w:bCs/>
-        </w:rPr>
-        <w:t>/</w:t>
-      </w:r>
-      <w:proofErr w:type="spellStart"/>
-      <w:r>
-        <w:rPr>
-          <w:b/>
-          <w:bCs/>
-        </w:rPr>
-        <w:t>cbc</w:t>
-      </w:r>
-      <w:proofErr w:type="spellEnd"/>
-      <w:r>
-        <w:rPr>
-          <w:b/>
-          <w:bCs/>
-        </w:rPr>
-        <w:t>/</w:t>
-      </w:r>
-      <w:proofErr w:type="spellStart"/>
-      <w:r>
-        <w:rPr>
-          <w:b/>
-          <w:bCs/>
-        </w:rPr>
-        <w:t>win</w:t>
-      </w:r>
-      <w:proofErr w:type="spellEnd"/>
-      <w:r>
-        <w:rPr>
-          <w:b/>
-          <w:bCs/>
-        </w:rPr>
-        <w:t>/i64" ".\distribucion_OBS.py"</w:t>
-      </w:r>
-    </w:p>
-    <w:p/>
-    <w:p>
-      <w:r>
-        <w:t>Si se actualiza el script</w:t>
       </w:r>
     </w:p>
     <w:p>
@@ -420,6 +456,7 @@
     </w:p>
     <w:p>
       <w:r>
+        <w:lastRenderedPageBreak/>
         <w:t xml:space="preserve"> - Paso 4: </w:t>
       </w:r>
       <w:r>
@@ -448,11 +485,7 @@
       </w:r>
       <w:proofErr w:type="gramEnd"/>
       <w:r>
-        <w:t xml:space="preserve"> del Área A, por </w:t>
-      </w:r>
-      <w:r>
-        <w:lastRenderedPageBreak/>
-        <w:t xml:space="preserve">ejemplo, la tipología debe ser MST e idioma ESP. Para el área Transversal (T) debe ser MBA y ESP. Para </w:t>
+        <w:t xml:space="preserve"> del Área A, por ejemplo, la tipología debe ser MST e idioma ESP. Para el área Transversal (T) debe ser MBA y ESP. Para </w:t>
       </w:r>
       <w:proofErr w:type="gramStart"/>
       <w:r>
@@ -630,7 +663,6 @@
         <w:pStyle w:val="Ttulo1"/>
       </w:pPr>
       <w:r>
-        <w:lastRenderedPageBreak/>
         <w:t>4. Archivos involucrados</w:t>
       </w:r>
       <w:r>
@@ -1043,7 +1075,17 @@
     </w:p>
     <w:p>
       <w:r>
-        <w:t xml:space="preserve">-La columna Equipo_Final, como se mencionó anteriormente, es la que contiene la distribución de equipo que se debe copiar y pegar para exportar. Ambos archivos la contienen. </w:t>
+        <w:t xml:space="preserve">-La columna </w:t>
+      </w:r>
+      <w:r>
+        <w:rPr>
+          <w:b/>
+          <w:bCs/>
+        </w:rPr>
+        <w:t>Equipo_Final</w:t>
+      </w:r>
+      <w:r>
+        <w:t xml:space="preserve">, como se mencionó anteriormente, es la que contiene la distribución de equipo que se debe copiar y pegar para exportar. Ambos archivos la contienen. </w:t>
       </w:r>
       <w:r>
         <w:br/>
@@ -1381,6 +1423,95 @@
       </w:rPr>
     </w:lvl>
   </w:abstractNum>
+  <w:abstractNum w:abstractNumId="10" w15:restartNumberingAfterBreak="0">
+    <w:nsid w:val="74594CD1"/>
+    <w:multiLevelType w:val="hybridMultilevel"/>
+    <w:tmpl w:val="B8CCF320"/>
+    <w:lvl w:ilvl="0" w:tplc="0C0A000F">
+      <w:start w:val="1"/>
+      <w:numFmt w:val="decimal"/>
+      <w:lvlText w:val="%1."/>
+      <w:lvlJc w:val="left"/>
+      <w:pPr>
+        <w:ind w:left="720" w:hanging="360"/>
+      </w:pPr>
+      <w:rPr>
+        <w:rFonts w:hint="default"/>
+      </w:rPr>
+    </w:lvl>
+    <w:lvl w:ilvl="1" w:tplc="0C0A0019" w:tentative="1">
+      <w:start w:val="1"/>
+      <w:numFmt w:val="lowerLetter"/>
+      <w:lvlText w:val="%2."/>
+      <w:lvlJc w:val="left"/>
+      <w:pPr>
+        <w:ind w:left="1440" w:hanging="360"/>
+      </w:pPr>
+    </w:lvl>
+    <w:lvl w:ilvl="2" w:tplc="0C0A001B" w:tentative="1">
+      <w:start w:val="1"/>
+      <w:numFmt w:val="lowerRoman"/>
+      <w:lvlText w:val="%3."/>
+      <w:lvlJc w:val="right"/>
+      <w:pPr>
+        <w:ind w:left="2160" w:hanging="180"/>
+      </w:pPr>
+    </w:lvl>
+    <w:lvl w:ilvl="3" w:tplc="0C0A000F" w:tentative="1">
+      <w:start w:val="1"/>
+      <w:numFmt w:val="decimal"/>
+      <w:lvlText w:val="%4."/>
+      <w:lvlJc w:val="left"/>
+      <w:pPr>
+        <w:ind w:left="2880" w:hanging="360"/>
+      </w:pPr>
+    </w:lvl>
+    <w:lvl w:ilvl="4" w:tplc="0C0A0019" w:tentative="1">
+      <w:start w:val="1"/>
+      <w:numFmt w:val="lowerLetter"/>
+      <w:lvlText w:val="%5."/>
+      <w:lvlJc w:val="left"/>
+      <w:pPr>
+        <w:ind w:left="3600" w:hanging="360"/>
+      </w:pPr>
+    </w:lvl>
+    <w:lvl w:ilvl="5" w:tplc="0C0A001B" w:tentative="1">
+      <w:start w:val="1"/>
+      <w:numFmt w:val="lowerRoman"/>
+      <w:lvlText w:val="%6."/>
+      <w:lvlJc w:val="right"/>
+      <w:pPr>
+        <w:ind w:left="4320" w:hanging="180"/>
+      </w:pPr>
+    </w:lvl>
+    <w:lvl w:ilvl="6" w:tplc="0C0A000F" w:tentative="1">
+      <w:start w:val="1"/>
+      <w:numFmt w:val="decimal"/>
+      <w:lvlText w:val="%7."/>
+      <w:lvlJc w:val="left"/>
+      <w:pPr>
+        <w:ind w:left="5040" w:hanging="360"/>
+      </w:pPr>
+    </w:lvl>
+    <w:lvl w:ilvl="7" w:tplc="0C0A0019" w:tentative="1">
+      <w:start w:val="1"/>
+      <w:numFmt w:val="lowerLetter"/>
+      <w:lvlText w:val="%8."/>
+      <w:lvlJc w:val="left"/>
+      <w:pPr>
+        <w:ind w:left="5760" w:hanging="360"/>
+      </w:pPr>
+    </w:lvl>
+    <w:lvl w:ilvl="8" w:tplc="0C0A001B" w:tentative="1">
+      <w:start w:val="1"/>
+      <w:numFmt w:val="lowerRoman"/>
+      <w:lvlText w:val="%9."/>
+      <w:lvlJc w:val="right"/>
+      <w:pPr>
+        <w:ind w:left="6480" w:hanging="180"/>
+      </w:pPr>
+    </w:lvl>
+  </w:abstractNum>
   <w:num w:numId="1" w16cid:durableId="1110785408">
     <w:abstractNumId w:val="8"/>
   </w:num>
@@ -1410,6 +1541,9 @@
   </w:num>
   <w:num w:numId="10" w16cid:durableId="1236209358">
     <w:abstractNumId w:val="9"/>
+  </w:num>
+  <w:num w:numId="11" w16cid:durableId="1385446008">
+    <w:abstractNumId w:val="10"/>
   </w:num>
 </w:numbering>
 </file>
@@ -13121,8 +13255,32 @@
 </file>
 
 <file path=customXml/item1.xml><?xml version="1.0" encoding="utf-8"?>
-<ct:contentTypeSchema xmlns:ct="http://schemas.microsoft.com/office/2006/metadata/contentType" xmlns:ma="http://schemas.microsoft.com/office/2006/metadata/properties/metaAttributes" ct:_="" ma:_="" ma:contentTypeName="Document" ma:contentTypeID="0x010100A62BD1A1B5CAC249A95BCCCA1576DD25" ma:contentTypeVersion="14" ma:contentTypeDescription="Create a new document." ma:contentTypeScope="" ma:versionID="d5406e40fd28c5e817779a822da0a175">
-  <xsd:schema xmlns:xsd="http://www.w3.org/2001/XMLSchema" xmlns:xs="http://www.w3.org/2001/XMLSchema" xmlns:p="http://schemas.microsoft.com/office/2006/metadata/properties" xmlns:ns2="e4f8e1ef-7590-4615-a0b0-41d92864fb7e" xmlns:ns3="396b9688-3d64-4f4f-b40d-59fd809f50b1" targetNamespace="http://schemas.microsoft.com/office/2006/metadata/properties" ma:root="true" ma:fieldsID="6b7e0cdc028a074783d87c1f5297bb23" ns2:_="" ns3:_="">
+<b:Sources xmlns:b="http://schemas.openxmlformats.org/officeDocument/2006/bibliography" xmlns="http://schemas.openxmlformats.org/officeDocument/2006/bibliography" SelectedStyle="/APA.XSL" StyleName="APA"/>
+</file>
+
+<file path=customXml/item2.xml><?xml version="1.0" encoding="utf-8"?>
+<?mso-contentType ?>
+<FormTemplates xmlns="http://schemas.microsoft.com/sharepoint/v3/contenttype/forms">
+  <Display>DocumentLibraryForm</Display>
+  <Edit>DocumentLibraryForm</Edit>
+  <New>DocumentLibraryForm</New>
+</FormTemplates>
+</file>
+
+<file path=customXml/item3.xml><?xml version="1.0" encoding="utf-8"?>
+<p:properties xmlns:p="http://schemas.microsoft.com/office/2006/metadata/properties" xmlns:xsi="http://www.w3.org/2001/XMLSchema-instance" xmlns:pc="http://schemas.microsoft.com/office/infopath/2007/PartnerControls">
+  <documentManagement>
+    <TaxCatchAll xmlns="396b9688-3d64-4f4f-b40d-59fd809f50b1" xsi:nil="true"/>
+    <lcf76f155ced4ddcb4097134ff3c332f xmlns="e4f8e1ef-7590-4615-a0b0-41d92864fb7e">
+      <Terms xmlns="http://schemas.microsoft.com/office/infopath/2007/PartnerControls"/>
+    </lcf76f155ced4ddcb4097134ff3c332f>
+  </documentManagement>
+</p:properties>
+</file>
+
+<file path=customXml/item4.xml><?xml version="1.0" encoding="utf-8"?>
+<ct:contentTypeSchema xmlns:ct="http://schemas.microsoft.com/office/2006/metadata/contentType" xmlns:ma="http://schemas.microsoft.com/office/2006/metadata/properties/metaAttributes" ct:_="" ma:_="" ma:contentTypeName="Document" ma:contentTypeID="0x010100A62BD1A1B5CAC249A95BCCCA1576DD25" ma:contentTypeVersion="15" ma:contentTypeDescription="Create a new document." ma:contentTypeScope="" ma:versionID="ac690216a3feb446896882bf9e857d22">
+  <xsd:schema xmlns:xsd="http://www.w3.org/2001/XMLSchema" xmlns:xs="http://www.w3.org/2001/XMLSchema" xmlns:p="http://schemas.microsoft.com/office/2006/metadata/properties" xmlns:ns2="e4f8e1ef-7590-4615-a0b0-41d92864fb7e" xmlns:ns3="396b9688-3d64-4f4f-b40d-59fd809f50b1" targetNamespace="http://schemas.microsoft.com/office/2006/metadata/properties" ma:root="true" ma:fieldsID="fc1e276ee4a1c4eeb2be670671426ef6" ns2:_="" ns3:_="">
     <xsd:import namespace="e4f8e1ef-7590-4615-a0b0-41d92864fb7e"/>
     <xsd:import namespace="396b9688-3d64-4f4f-b40d-59fd809f50b1"/>
     <xsd:element name="properties">
@@ -13144,6 +13302,7 @@
                 <xsd:element ref="ns2:MediaServiceSearchProperties" minOccurs="0"/>
                 <xsd:element ref="ns2:MediaServiceDateTaken" minOccurs="0"/>
                 <xsd:element ref="ns2:MediaLengthInSeconds" minOccurs="0"/>
+                <xsd:element ref="ns2:MediaServiceLocation" minOccurs="0"/>
               </xsd:all>
             </xsd:complexType>
           </xsd:element>
@@ -13206,6 +13365,11 @@
     <xsd:element name="MediaLengthInSeconds" ma:index="21" nillable="true" ma:displayName="MediaLengthInSeconds" ma:hidden="true" ma:internalName="MediaLengthInSeconds" ma:readOnly="true">
       <xsd:simpleType>
         <xsd:restriction base="dms:Unknown"/>
+      </xsd:simpleType>
+    </xsd:element>
+    <xsd:element name="MediaServiceLocation" ma:index="22" nillable="true" ma:displayName="Location" ma:description="" ma:indexed="true" ma:internalName="MediaServiceLocation" ma:readOnly="true">
+      <xsd:simpleType>
+        <xsd:restriction base="dms:Text"/>
       </xsd:simpleType>
     </xsd:element>
   </xsd:schema>
@@ -13349,45 +13513,10 @@
 </ct:contentTypeSchema>
 </file>
 
-<file path=customXml/item2.xml><?xml version="1.0" encoding="utf-8"?>
-<?mso-contentType ?>
-<FormTemplates xmlns="http://schemas.microsoft.com/sharepoint/v3/contenttype/forms">
-  <Display>DocumentLibraryForm</Display>
-  <Edit>DocumentLibraryForm</Edit>
-  <New>DocumentLibraryForm</New>
-</FormTemplates>
-</file>
-
-<file path=customXml/item3.xml><?xml version="1.0" encoding="utf-8"?>
-<p:properties xmlns:p="http://schemas.microsoft.com/office/2006/metadata/properties" xmlns:xsi="http://www.w3.org/2001/XMLSchema-instance" xmlns:pc="http://schemas.microsoft.com/office/infopath/2007/PartnerControls">
-  <documentManagement>
-    <TaxCatchAll xmlns="396b9688-3d64-4f4f-b40d-59fd809f50b1" xsi:nil="true"/>
-    <lcf76f155ced4ddcb4097134ff3c332f xmlns="e4f8e1ef-7590-4615-a0b0-41d92864fb7e">
-      <Terms xmlns="http://schemas.microsoft.com/office/infopath/2007/PartnerControls"/>
-    </lcf76f155ced4ddcb4097134ff3c332f>
-  </documentManagement>
-</p:properties>
-</file>
-
-<file path=customXml/item4.xml><?xml version="1.0" encoding="utf-8"?>
-<b:Sources xmlns:b="http://schemas.openxmlformats.org/officeDocument/2006/bibliography" xmlns="http://schemas.openxmlformats.org/officeDocument/2006/bibliography" SelectedStyle="/APA.XSL" StyleName="APA"/>
-</file>
-
 <file path=customXml/itemProps1.xml><?xml version="1.0" encoding="utf-8"?>
-<ds:datastoreItem xmlns:ds="http://schemas.openxmlformats.org/officeDocument/2006/customXml" ds:itemID="{B31BC87C-6D09-4BBE-9F04-6643B09E6583}">
+<ds:datastoreItem xmlns:ds="http://schemas.openxmlformats.org/officeDocument/2006/customXml" ds:itemID="{EF278816-EC6F-A645-907D-7F25AECB1D4A}">
   <ds:schemaRefs>
-    <ds:schemaRef ds:uri="http://schemas.microsoft.com/office/2006/metadata/contentType"/>
-    <ds:schemaRef ds:uri="http://schemas.microsoft.com/office/2006/metadata/properties/metaAttributes"/>
-    <ds:schemaRef ds:uri="http://www.w3.org/2001/XMLSchema"/>
-    <ds:schemaRef ds:uri="http://schemas.microsoft.com/office/2006/metadata/properties"/>
-    <ds:schemaRef ds:uri="e4f8e1ef-7590-4615-a0b0-41d92864fb7e"/>
-    <ds:schemaRef ds:uri="396b9688-3d64-4f4f-b40d-59fd809f50b1"/>
-    <ds:schemaRef ds:uri="http://schemas.microsoft.com/office/2006/documentManagement/types"/>
-    <ds:schemaRef ds:uri="http://schemas.microsoft.com/office/infopath/2007/PartnerControls"/>
-    <ds:schemaRef ds:uri="http://schemas.openxmlformats.org/package/2006/metadata/core-properties"/>
-    <ds:schemaRef ds:uri="http://purl.org/dc/elements/1.1/"/>
-    <ds:schemaRef ds:uri="http://purl.org/dc/terms/"/>
-    <ds:schemaRef ds:uri="http://schemas.microsoft.com/internal/obd"/>
+    <ds:schemaRef ds:uri="http://schemas.openxmlformats.org/officeDocument/2006/bibliography"/>
   </ds:schemaRefs>
 </ds:datastoreItem>
 </file>
@@ -13412,9 +13541,20 @@
 </file>
 
 <file path=customXml/itemProps4.xml><?xml version="1.0" encoding="utf-8"?>
-<ds:datastoreItem xmlns:ds="http://schemas.openxmlformats.org/officeDocument/2006/customXml" ds:itemID="{EF278816-EC6F-A645-907D-7F25AECB1D4A}">
+<ds:datastoreItem xmlns:ds="http://schemas.openxmlformats.org/officeDocument/2006/customXml" ds:itemID="{417D3FF6-E746-472C-B9C4-39DA149B2ABF}">
   <ds:schemaRefs>
-    <ds:schemaRef ds:uri="http://schemas.openxmlformats.org/officeDocument/2006/bibliography"/>
+    <ds:schemaRef ds:uri="http://schemas.microsoft.com/office/2006/metadata/contentType"/>
+    <ds:schemaRef ds:uri="http://schemas.microsoft.com/office/2006/metadata/properties/metaAttributes"/>
+    <ds:schemaRef ds:uri="http://www.w3.org/2001/XMLSchema"/>
+    <ds:schemaRef ds:uri="http://schemas.microsoft.com/office/2006/metadata/properties"/>
+    <ds:schemaRef ds:uri="e4f8e1ef-7590-4615-a0b0-41d92864fb7e"/>
+    <ds:schemaRef ds:uri="396b9688-3d64-4f4f-b40d-59fd809f50b1"/>
+    <ds:schemaRef ds:uri="http://schemas.microsoft.com/office/2006/documentManagement/types"/>
+    <ds:schemaRef ds:uri="http://schemas.microsoft.com/office/infopath/2007/PartnerControls"/>
+    <ds:schemaRef ds:uri="http://schemas.openxmlformats.org/package/2006/metadata/core-properties"/>
+    <ds:schemaRef ds:uri="http://purl.org/dc/elements/1.1/"/>
+    <ds:schemaRef ds:uri="http://purl.org/dc/terms/"/>
+    <ds:schemaRef ds:uri="http://schemas.microsoft.com/internal/obd"/>
   </ds:schemaRefs>
 </ds:datastoreItem>
 </file>